--- a/DAMA INTELLIGENCEfeito.docx
+++ b/DAMA INTELLIGENCEfeito.docx
@@ -2795,37 +2795,91 @@
     </w:p>
     <w:p>
       <w:pPr>
-        <w:pStyle w:val="pdq2pgselectionanchorcontainer"/>
-        <w:rPr>
-          <w:rFonts w:ascii="Arial" w:hAnsi="Arial" w:cs="Arial"/>
-          <w:b/>
-        </w:rPr>
-      </w:pPr>
+        <w:spacing w:before="100" w:beforeAutospacing="1" w:after="100" w:afterAutospacing="1"/>
+        <w:rPr>
+          <w:rFonts w:ascii="Arial" w:hAnsi="Arial" w:cs="Arial"/>
+          <w:sz w:val="24"/>
+          <w:szCs w:val="24"/>
+        </w:rPr>
+      </w:pPr>
+      <w:r>
+        <w:rPr>
+          <w:rFonts w:ascii="Arial" w:hAnsi="Arial" w:cs="Arial"/>
+          <w:sz w:val="24"/>
+          <w:szCs w:val="24"/>
+        </w:rPr>
+        <w:t xml:space="preserve">A </w:t>
+      </w:r>
       <w:r>
         <w:rPr>
           <w:rStyle w:val="Forte"/>
           <w:rFonts w:ascii="Arial" w:hAnsi="Arial" w:cs="Arial"/>
-          <w:b w:val="0"/>
-        </w:rPr>
-        <w:t xml:space="preserve">Se o DAMA Intelligence transformar a produtividade e a fluência em Inteligência Artificial dos colaboradores em uma moeda digital os AI </w:t>
+          <w:sz w:val="24"/>
+          <w:szCs w:val="24"/>
+        </w:rPr>
+        <w:t>DAMA Intelligence</w:t>
+      </w:r>
+      <w:r>
+        <w:rPr>
+          <w:rFonts w:ascii="Arial" w:hAnsi="Arial" w:cs="Arial"/>
+          <w:sz w:val="24"/>
+          <w:szCs w:val="24"/>
+        </w:rPr>
+        <w:t xml:space="preserve"> propõe um novo modelo de avaliação da competência dos colaboradores no uso da Inteligência Artificial, chamado </w:t>
+      </w:r>
+      <w:r>
+        <w:rPr>
+          <w:rStyle w:val="Forte"/>
+          <w:rFonts w:ascii="Arial" w:hAnsi="Arial" w:cs="Arial"/>
+          <w:sz w:val="24"/>
+          <w:szCs w:val="24"/>
+        </w:rPr>
+        <w:t xml:space="preserve">AI </w:t>
       </w:r>
       <w:proofErr w:type="spellStart"/>
       <w:r>
         <w:rPr>
           <w:rStyle w:val="Forte"/>
           <w:rFonts w:ascii="Arial" w:hAnsi="Arial" w:cs="Arial"/>
-          <w:b w:val="0"/>
-        </w:rPr>
-        <w:t>Credits</w:t>
+          <w:sz w:val="24"/>
+          <w:szCs w:val="24"/>
+        </w:rPr>
+        <w:t>Literacy</w:t>
       </w:r>
       <w:proofErr w:type="spellEnd"/>
       <w:r>
         <w:rPr>
           <w:rStyle w:val="Forte"/>
           <w:rFonts w:ascii="Arial" w:hAnsi="Arial" w:cs="Arial"/>
-          <w:b w:val="0"/>
-        </w:rPr>
-        <w:t>, então será possível criar um novo modelo de gestão no qual o desempenho gera benefícios reais de acesso, autonomia e status dentro do ambiente corporativo, fazendo com que a segurança deixe de ser percebida apenas como uma barreira e passe a funcionar como um incentivo à evolução profissional.</w:t>
+          <w:sz w:val="24"/>
+          <w:szCs w:val="24"/>
+        </w:rPr>
+        <w:t xml:space="preserve"> Ranking</w:t>
+      </w:r>
+      <w:r>
+        <w:rPr>
+          <w:rFonts w:ascii="Arial" w:hAnsi="Arial" w:cs="Arial"/>
+          <w:sz w:val="24"/>
+          <w:szCs w:val="24"/>
+        </w:rPr>
+        <w:t xml:space="preserve">. Diferentemente de uma avaliação baseada apenas na frequência de utilização da IA, a DAMA busca medir </w:t>
+      </w:r>
+      <w:r>
+        <w:rPr>
+          <w:rStyle w:val="Forte"/>
+          <w:rFonts w:ascii="Arial" w:hAnsi="Arial" w:cs="Arial"/>
+          <w:sz w:val="24"/>
+          <w:szCs w:val="24"/>
+        </w:rPr>
+        <w:t>o quanto de valor o colaborador consegue gerar em relação aos recursos de IA que utiliza</w:t>
+      </w:r>
+      <w:r>
+        <w:rPr>
+          <w:rFonts w:ascii="Arial" w:hAnsi="Arial" w:cs="Arial"/>
+          <w:sz w:val="24"/>
+          <w:szCs w:val="24"/>
+        </w:rPr>
+        <w:t>.</w:t>
       </w:r>
     </w:p>
     <w:p>
@@ -2839,35 +2893,35 @@
         <w:rPr>
           <w:rFonts w:ascii="Arial" w:hAnsi="Arial" w:cs="Arial"/>
         </w:rPr>
-        <w:t xml:space="preserve">Na prática, o colaborador </w:t>
-      </w:r>
+        <w:t xml:space="preserve">O sistema acompanha o consumo de </w:t>
+      </w:r>
+      <w:proofErr w:type="spellStart"/>
       <w:r>
         <w:rPr>
           <w:rStyle w:val="Forte"/>
           <w:rFonts w:ascii="Arial" w:hAnsi="Arial" w:cs="Arial"/>
-          <w:b w:val="0"/>
-        </w:rPr>
-        <w:t>não recebe simplesmente mais acesso à IA</w:t>
-      </w:r>
-      <w:r>
-        <w:rPr>
-          <w:rFonts w:ascii="Arial" w:hAnsi="Arial" w:cs="Arial"/>
-        </w:rPr>
-        <w:t xml:space="preserve">. Ele </w:t>
+        </w:rPr>
+        <w:t>tokens</w:t>
+      </w:r>
+      <w:proofErr w:type="spellEnd"/>
+      <w:r>
+        <w:rPr>
+          <w:rFonts w:ascii="Arial" w:hAnsi="Arial" w:cs="Arial"/>
+        </w:rPr>
+        <w:t xml:space="preserve">, que representam os recursos computacionais utilizados nas interações com ferramentas de IA, e relaciona esse consumo aos resultados obtidos nas atividades realizadas. Dessa forma, </w:t>
       </w:r>
       <w:r>
         <w:rPr>
           <w:rStyle w:val="Forte"/>
           <w:rFonts w:ascii="Arial" w:hAnsi="Arial" w:cs="Arial"/>
-          <w:b w:val="0"/>
-        </w:rPr>
-        <w:t>conquista esse acesso</w:t>
-      </w:r>
-      <w:r>
-        <w:rPr>
-          <w:rFonts w:ascii="Arial" w:hAnsi="Arial" w:cs="Arial"/>
-        </w:rPr>
-        <w:t xml:space="preserve"> por meio de comportamentos e resultados mensuráveis.</w:t>
+        </w:rPr>
+        <w:t>não é considerado melhor o colaborador que simplesmente utiliza mais IA, mas aquele que consegue utilizá-la de maneira mais eficiente para alcançar bons resultados</w:t>
+      </w:r>
+      <w:r>
+        <w:rPr>
+          <w:rFonts w:ascii="Arial" w:hAnsi="Arial" w:cs="Arial"/>
+        </w:rPr>
+        <w:t>.</w:t>
       </w:r>
     </w:p>
     <w:p>
@@ -2875,55 +2929,60 @@
         <w:pStyle w:val="NormalWeb"/>
         <w:rPr>
           <w:rFonts w:ascii="Arial" w:hAnsi="Arial" w:cs="Arial"/>
-          <w:b/>
-        </w:rPr>
-      </w:pPr>
-      <w:r>
-        <w:rPr>
-          <w:rFonts w:ascii="Arial" w:hAnsi="Arial" w:cs="Arial"/>
-        </w:rPr>
-        <w:t xml:space="preserve">Quanto mais o colaborador demonstra </w:t>
+        </w:rPr>
+      </w:pPr>
+      <w:r>
+        <w:rPr>
+          <w:rFonts w:ascii="Arial" w:hAnsi="Arial" w:cs="Arial"/>
+        </w:rPr>
+        <w:t xml:space="preserve">Cada colaborador possui inicialmente uma </w:t>
       </w:r>
       <w:r>
         <w:rPr>
           <w:rStyle w:val="Forte"/>
           <w:rFonts w:ascii="Arial" w:hAnsi="Arial" w:cs="Arial"/>
-          <w:b w:val="0"/>
-        </w:rPr>
-        <w:t>uso produtivo de IA, cumprimento de metas, evolução de desempenho e fluência no uso das ferramentas</w:t>
-      </w:r>
-      <w:r>
-        <w:rPr>
-          <w:rFonts w:ascii="Arial" w:hAnsi="Arial" w:cs="Arial"/>
-        </w:rPr>
-        <w:t xml:space="preserve">, mais AI </w:t>
+        </w:rPr>
+        <w:t xml:space="preserve">franquia de referência de </w:t>
       </w:r>
       <w:proofErr w:type="spellStart"/>
       <w:r>
         <w:rPr>
-          <w:rFonts w:ascii="Arial" w:hAnsi="Arial" w:cs="Arial"/>
-        </w:rPr>
-        <w:t>Credits</w:t>
+          <w:rStyle w:val="Forte"/>
+          <w:rFonts w:ascii="Arial" w:hAnsi="Arial" w:cs="Arial"/>
+        </w:rPr>
+        <w:t>tokens</w:t>
       </w:r>
       <w:proofErr w:type="spellEnd"/>
       <w:r>
         <w:rPr>
           <w:rFonts w:ascii="Arial" w:hAnsi="Arial" w:cs="Arial"/>
         </w:rPr>
-        <w:t xml:space="preserve"> acumula. Esses créditos podem ser utilizados para desbloquear </w:t>
+        <w:t xml:space="preserve">, por exemplo, 500 </w:t>
+      </w:r>
+      <w:proofErr w:type="spellStart"/>
+      <w:r>
+        <w:rPr>
+          <w:rFonts w:ascii="Arial" w:hAnsi="Arial" w:cs="Arial"/>
+        </w:rPr>
+        <w:t>tokens</w:t>
+      </w:r>
+      <w:proofErr w:type="spellEnd"/>
+      <w:r>
+        <w:rPr>
+          <w:rFonts w:ascii="Arial" w:hAnsi="Arial" w:cs="Arial"/>
+        </w:rPr>
+        <w:t xml:space="preserve"> semanais. Essa franquia não funciona como um bloqueio de acesso à IA. Mesmo após ultrapassá-la, o colaborador continua podendo utilizar as ferramentas, mas o consumo adicional passa a ser considerado na avaliação de sua eficiência. Assim, o objetivo não é impedir o uso da IA, mas incentivar o </w:t>
       </w:r>
       <w:r>
         <w:rPr>
           <w:rStyle w:val="Forte"/>
           <w:rFonts w:ascii="Arial" w:hAnsi="Arial" w:cs="Arial"/>
-          <w:b w:val="0"/>
-        </w:rPr>
-        <w:t>períodos de acesso privilegiado a um ambiente corporativo de IA com políticas de DLP diferenciadas e controladas</w:t>
-      </w:r>
-      <w:r>
-        <w:rPr>
-          <w:rFonts w:ascii="Arial" w:hAnsi="Arial" w:cs="Arial"/>
-          <w:b/>
+        </w:rPr>
+        <w:t>uso consciente e estratégico dos recursos computacionais</w:t>
+      </w:r>
+      <w:r>
+        <w:rPr>
+          <w:rFonts w:ascii="Arial" w:hAnsi="Arial" w:cs="Arial"/>
         </w:rPr>
         <w:t>.</w:t>
       </w:r>
@@ -2937,10 +2996,16 @@
       </w:pPr>
       <w:r>
         <w:rPr>
+          <w:rFonts w:ascii="Arial" w:hAnsi="Arial" w:cs="Arial"/>
+        </w:rPr>
+        <w:t xml:space="preserve">O </w:t>
+      </w:r>
+      <w:r>
+        <w:rPr>
           <w:rStyle w:val="Forte"/>
           <w:rFonts w:ascii="Arial" w:hAnsi="Arial" w:cs="Arial"/>
         </w:rPr>
-        <w:t xml:space="preserve">Produtividade → AI </w:t>
+        <w:t xml:space="preserve">AI </w:t>
       </w:r>
       <w:proofErr w:type="spellStart"/>
       <w:r>
@@ -2948,7 +3013,7 @@
           <w:rStyle w:val="Forte"/>
           <w:rFonts w:ascii="Arial" w:hAnsi="Arial" w:cs="Arial"/>
         </w:rPr>
-        <w:t>Credits</w:t>
+        <w:t>Literacy</w:t>
       </w:r>
       <w:proofErr w:type="spellEnd"/>
       <w:r>
@@ -2956,7 +3021,56 @@
           <w:rStyle w:val="Forte"/>
           <w:rFonts w:ascii="Arial" w:hAnsi="Arial" w:cs="Arial"/>
         </w:rPr>
-        <w:t xml:space="preserve"> → Acesso privilegiado → Maior capacidade de utilização da IA → Mais produtividade</w:t>
+        <w:t xml:space="preserve"> Score</w:t>
+      </w:r>
+      <w:r>
+        <w:rPr>
+          <w:rFonts w:ascii="Arial" w:hAnsi="Arial" w:cs="Arial"/>
+        </w:rPr>
+        <w:t xml:space="preserve"> é construído considerando fatores como </w:t>
+      </w:r>
+      <w:r>
+        <w:rPr>
+          <w:rStyle w:val="Forte"/>
+          <w:rFonts w:ascii="Arial" w:hAnsi="Arial" w:cs="Arial"/>
+        </w:rPr>
+        <w:t xml:space="preserve">resultado obtido, quantidade de </w:t>
+      </w:r>
+      <w:proofErr w:type="spellStart"/>
+      <w:r>
+        <w:rPr>
+          <w:rStyle w:val="Forte"/>
+          <w:rFonts w:ascii="Arial" w:hAnsi="Arial" w:cs="Arial"/>
+        </w:rPr>
+        <w:t>tokens</w:t>
+      </w:r>
+      <w:proofErr w:type="spellEnd"/>
+      <w:r>
+        <w:rPr>
+          <w:rStyle w:val="Forte"/>
+          <w:rFonts w:ascii="Arial" w:hAnsi="Arial" w:cs="Arial"/>
+        </w:rPr>
+        <w:t xml:space="preserve"> utilizada, complexidade da atividade e eficiência da interação com a IA</w:t>
+      </w:r>
+      <w:r>
+        <w:rPr>
+          <w:rFonts w:ascii="Arial" w:hAnsi="Arial" w:cs="Arial"/>
+        </w:rPr>
+        <w:t xml:space="preserve">. Isso evita que tarefas naturalmente mais complexas sejam penalizadas apenas por exigirem maior utilização de </w:t>
+      </w:r>
+      <w:proofErr w:type="spellStart"/>
+      <w:r>
+        <w:rPr>
+          <w:rFonts w:ascii="Arial" w:hAnsi="Arial" w:cs="Arial"/>
+        </w:rPr>
+        <w:t>tokens</w:t>
+      </w:r>
+      <w:proofErr w:type="spellEnd"/>
+      <w:r>
+        <w:rPr>
+          <w:rFonts w:ascii="Arial" w:hAnsi="Arial" w:cs="Arial"/>
+        </w:rPr>
+        <w:t>.</w:t>
       </w:r>
     </w:p>
     <w:p>
@@ -2968,10 +3082,45 @@
       </w:pPr>
       <w:r>
         <w:rPr>
+          <w:rFonts w:ascii="Arial" w:hAnsi="Arial" w:cs="Arial"/>
+        </w:rPr>
+        <w:t xml:space="preserve">Por exemplo, se dois colaboradores realizarem uma atividade de complexidade semelhante e alcançarem resultados igualmente bons, mas um deles utilizar significativamente menos </w:t>
+      </w:r>
+      <w:proofErr w:type="spellStart"/>
+      <w:r>
+        <w:rPr>
+          <w:rFonts w:ascii="Arial" w:hAnsi="Arial" w:cs="Arial"/>
+        </w:rPr>
+        <w:t>tokens</w:t>
+      </w:r>
+      <w:proofErr w:type="spellEnd"/>
+      <w:r>
+        <w:rPr>
+          <w:rFonts w:ascii="Arial" w:hAnsi="Arial" w:cs="Arial"/>
+        </w:rPr>
+        <w:t xml:space="preserve">, esse colaborador demonstrará maior eficiência no uso da IA e poderá obter uma pontuação de </w:t>
+      </w:r>
+      <w:r>
+        <w:rPr>
           <w:rStyle w:val="Forte"/>
           <w:rFonts w:ascii="Arial" w:hAnsi="Arial" w:cs="Arial"/>
         </w:rPr>
-        <w:t>Em vez de a empresa controlar igualmente o acesso à IA para todos, ela cria um sistema em que maior autonomia digital é conquistada conforme o colaborador demonstra maturidade, produtividade e fluência em IA.</w:t>
+        <w:t xml:space="preserve">AI </w:t>
+      </w:r>
+      <w:proofErr w:type="spellStart"/>
+      <w:r>
+        <w:rPr>
+          <w:rStyle w:val="Forte"/>
+          <w:rFonts w:ascii="Arial" w:hAnsi="Arial" w:cs="Arial"/>
+        </w:rPr>
+        <w:t>Literacy</w:t>
+      </w:r>
+      <w:proofErr w:type="spellEnd"/>
+      <w:r>
+        <w:rPr>
+          <w:rFonts w:ascii="Arial" w:hAnsi="Arial" w:cs="Arial"/>
+        </w:rPr>
+        <w:t xml:space="preserve"> superior.</w:t>
       </w:r>
     </w:p>
     <w:p>
@@ -2979,37 +3128,122 @@
         <w:pStyle w:val="NormalWeb"/>
         <w:rPr>
           <w:rFonts w:ascii="Arial" w:hAnsi="Arial" w:cs="Arial"/>
-          <w:b/>
-        </w:rPr>
-      </w:pPr>
+        </w:rPr>
+      </w:pPr>
+      <w:r>
+        <w:rPr>
+          <w:rFonts w:ascii="Arial" w:hAnsi="Arial" w:cs="Arial"/>
+        </w:rPr>
+        <w:t xml:space="preserve">O ranking também possui uma função de </w:t>
+      </w:r>
       <w:r>
         <w:rPr>
           <w:rStyle w:val="Forte"/>
           <w:rFonts w:ascii="Arial" w:hAnsi="Arial" w:cs="Arial"/>
-          <w:b w:val="0"/>
-        </w:rPr>
-        <w:t>No DAMA, inteligência artificial deixa de ser apenas uma ferramenta de trabalho e passa a ser uma moeda de desenvolvimento: quanto mais valor o colaborador gera com IA, maior é sua autonomia para utilizá-la.</w:t>
-      </w:r>
-    </w:p>
-    <w:p>
-      <w:pPr>
-        <w:rPr>
-          <w:rFonts w:ascii="Arial" w:hAnsi="Arial" w:cs="Arial"/>
-          <w:sz w:val="24"/>
-          <w:szCs w:val="24"/>
-        </w:rPr>
-      </w:pPr>
-    </w:p>
-    <w:p/>
-    <w:p/>
-    <w:p/>
-    <w:p/>
-    <w:p/>
-    <w:p/>
-    <w:p/>
-    <w:p/>
-    <w:p/>
-    <w:p/>
+        </w:rPr>
+        <w:t>desenvolvimento profissional</w:t>
+      </w:r>
+      <w:r>
+        <w:rPr>
+          <w:rFonts w:ascii="Arial" w:hAnsi="Arial" w:cs="Arial"/>
+        </w:rPr>
+        <w:t xml:space="preserve">, e não apenas de classificação. Um colaborador que apresenta baixo desempenho ou baixo nível de eficiência pode ser identificado pela empresa para receber </w:t>
+      </w:r>
+      <w:r>
+        <w:rPr>
+          <w:rStyle w:val="Forte"/>
+          <w:rFonts w:ascii="Arial" w:hAnsi="Arial" w:cs="Arial"/>
+        </w:rPr>
+        <w:t>treinamentos, orientações e acompanhamento sobre o uso da Inteligência Artificial</w:t>
+      </w:r>
+      <w:r>
+        <w:rPr>
+          <w:rFonts w:ascii="Arial" w:hAnsi="Arial" w:cs="Arial"/>
+        </w:rPr>
+        <w:t>. Após o desenvolvimento, sua evolução pode ser acompanhada pelo próprio ranking.</w:t>
+      </w:r>
+    </w:p>
+    <w:p>
+      <w:pPr>
+        <w:pStyle w:val="NormalWeb"/>
+        <w:rPr>
+          <w:rFonts w:ascii="Arial" w:hAnsi="Arial" w:cs="Arial"/>
+        </w:rPr>
+      </w:pPr>
+      <w:r>
+        <w:rPr>
+          <w:rFonts w:ascii="Arial" w:hAnsi="Arial" w:cs="Arial"/>
+        </w:rPr>
+        <w:t xml:space="preserve">Dessa maneira, a DAMA transforma o uso da IA em uma oportunidade de </w:t>
+      </w:r>
+      <w:r>
+        <w:rPr>
+          <w:rStyle w:val="Forte"/>
+          <w:rFonts w:ascii="Arial" w:hAnsi="Arial" w:cs="Arial"/>
+        </w:rPr>
+        <w:t>medir, desenvolver e reconhecer a fluência digital dos colaboradores</w:t>
+      </w:r>
+      <w:r>
+        <w:rPr>
+          <w:rFonts w:ascii="Arial" w:hAnsi="Arial" w:cs="Arial"/>
+        </w:rPr>
+        <w:t xml:space="preserve">. A proposta incentiva uma mudança de comportamento: em vez de estimular o uso excessivo da tecnologia, estimula o colaborador a aprender a </w:t>
+      </w:r>
+      <w:r>
+        <w:rPr>
+          <w:rStyle w:val="Forte"/>
+          <w:rFonts w:ascii="Arial" w:hAnsi="Arial" w:cs="Arial"/>
+        </w:rPr>
+        <w:t>obter melhores resultados com o uso mais eficiente da IA</w:t>
+      </w:r>
+      <w:r>
+        <w:rPr>
+          <w:rFonts w:ascii="Arial" w:hAnsi="Arial" w:cs="Arial"/>
+        </w:rPr>
+        <w:t>.</w:t>
+      </w:r>
+    </w:p>
+    <w:p>
+      <w:pPr>
+        <w:pStyle w:val="NormalWeb"/>
+        <w:rPr>
+          <w:rFonts w:ascii="Arial" w:hAnsi="Arial" w:cs="Arial"/>
+        </w:rPr>
+      </w:pPr>
+      <w:r>
+        <w:rPr>
+          <w:rStyle w:val="Forte"/>
+          <w:rFonts w:ascii="Arial" w:hAnsi="Arial" w:cs="Arial"/>
+        </w:rPr>
+        <w:t xml:space="preserve">A inovação da DAMA está em medir AI </w:t>
+      </w:r>
+      <w:proofErr w:type="spellStart"/>
+      <w:r>
+        <w:rPr>
+          <w:rStyle w:val="Forte"/>
+          <w:rFonts w:ascii="Arial" w:hAnsi="Arial" w:cs="Arial"/>
+        </w:rPr>
+        <w:t>Literacy</w:t>
+      </w:r>
+      <w:proofErr w:type="spellEnd"/>
+      <w:r>
+        <w:rPr>
+          <w:rStyle w:val="Forte"/>
+          <w:rFonts w:ascii="Arial" w:hAnsi="Arial" w:cs="Arial"/>
+        </w:rPr>
+        <w:t xml:space="preserve"> pela eficiência: quanto maior o valor gerado em relação aos recursos de IA utilizados, maior a demonstração de domínio e maturidade no uso da Inteligência Artificial</w:t>
+      </w:r>
+      <w:bookmarkStart w:id="4" w:name="_Toc239409086"/>
+      <w:r>
+        <w:rPr>
+          <w:rStyle w:val="Forte"/>
+          <w:rFonts w:ascii="Arial" w:hAnsi="Arial" w:cs="Arial"/>
+        </w:rPr>
+        <w:t>.</w:t>
+      </w:r>
+      <w:bookmarkStart w:id="5" w:name="_GoBack"/>
+      <w:bookmarkEnd w:id="5"/>
+    </w:p>
     <w:p>
       <w:pPr>
         <w:pStyle w:val="Ttulo1"/>
@@ -3019,7 +3253,6 @@
           <w:color w:val="auto"/>
         </w:rPr>
       </w:pPr>
-      <w:bookmarkStart w:id="4" w:name="_Toc239409086"/>
       <w:r>
         <w:rPr>
           <w:rFonts w:ascii="Arial" w:hAnsi="Arial" w:cs="Arial"/>
@@ -3029,9 +3262,7 @@
         <w:lastRenderedPageBreak/>
         <w:t>3. PERSONAS</w:t>
       </w:r>
-      <w:bookmarkStart w:id="5" w:name="_GoBack"/>
       <w:bookmarkEnd w:id="4"/>
-      <w:bookmarkEnd w:id="5"/>
     </w:p>
     <w:p>
       <w:pPr>
@@ -32250,7 +32481,7 @@
 </file>
 
 <file path=customXml/itemProps1.xml><?xml version="1.0" encoding="utf-8"?>
-<ds:datastoreItem xmlns:ds="http://schemas.openxmlformats.org/officeDocument/2006/customXml" ds:itemID="{2A28A87F-402F-4378-9DBA-68115A4C08B7}">
+<ds:datastoreItem xmlns:ds="http://schemas.openxmlformats.org/officeDocument/2006/customXml" ds:itemID="{802E5C21-9F9D-4B74-8A06-25042EA8D5AB}">
   <ds:schemaRefs>
     <ds:schemaRef ds:uri="http://schemas.openxmlformats.org/officeDocument/2006/bibliography"/>
   </ds:schemaRefs>
